--- a/User_Credentials.docx
+++ b/User_Credentials.docx
@@ -65,7 +65,35 @@
         <w:rPr>
           <w:b/>
         </w:rPr>
-        <w:t xml:space="preserve">  username : Admin  Password : Vdart@123</w:t>
+        <w:t xml:space="preserve">  </w:t>
+      </w:r>
+      <w:proofErr w:type="gramStart"/>
+      <w:r>
+        <w:rPr>
+          <w:b/>
+        </w:rPr>
+        <w:t>username :</w:t>
+      </w:r>
+      <w:proofErr w:type="gramEnd"/>
+      <w:r>
+        <w:rPr>
+          <w:b/>
+        </w:rPr>
+        <w:t xml:space="preserve"> </w:t>
+      </w:r>
+      <w:proofErr w:type="gramStart"/>
+      <w:r>
+        <w:rPr>
+          <w:b/>
+        </w:rPr>
+        <w:t>Admin  Password</w:t>
+      </w:r>
+      <w:proofErr w:type="gramEnd"/>
+      <w:r>
+        <w:rPr>
+          <w:b/>
+        </w:rPr>
+        <w:t xml:space="preserve"> : Vdart@123</w:t>
       </w:r>
     </w:p>
     <w:tbl>
@@ -276,31 +304,19 @@
           <w:tcPr>
             <w:tcW w:w="2880" w:type="dxa"/>
           </w:tcPr>
-          <w:p>
-            <w:r>
-              <w:t>Staff (Operations)</w:t>
-            </w:r>
-          </w:p>
+          <w:p/>
         </w:tc>
         <w:tc>
           <w:tcPr>
             <w:tcW w:w="2880" w:type="dxa"/>
           </w:tcPr>
-          <w:p>
-            <w:r>
-              <w:t>Staff</w:t>
-            </w:r>
-          </w:p>
+          <w:p/>
         </w:tc>
         <w:tc>
           <w:tcPr>
             <w:tcW w:w="2880" w:type="dxa"/>
           </w:tcPr>
-          <w:p>
-            <w:r>
-              <w:t>Vdart@123</w:t>
-            </w:r>
-          </w:p>
+          <w:p/>
         </w:tc>
       </w:tr>
       <w:tr>
